--- a/data/ai_paras/AI_para_64.docx
+++ b/data/ai_paras/AI_para_64.docx
@@ -4,7 +4,7 @@
   <w:body>
     <w:p>
       <w:r>
-        <w:t>The influence of historical documents such as the Magna Carta and the Universal Declaration of Human Rights is pivotal in shaping the principles of human rights. The Magna Carta, enacted in 1215, introduced the idea of legal rights and constraints on royal authority, which laid a foundation for the concept of individual liberties (Ref-f551105). This document's legacy can be seen in contemporary legal systems that emphasize the rule of law and the protection of individual freedoms. Similarly, the Universal Declaration of Human Rights, adopted in 1948, established a comprehensive set of human rights norms, affirming the inherent dignity and equal rights of all people, which has been instrumental in promoting international human rights advocacy (Ref-f551105). Together, these documents have not only influenced legal and ethical frameworks globally but have also encouraged nations to adopt policies that protect and uphold fundamental human rights.</w:t>
+        <w:t>Human rights represent a set of principles aimed at safeguarding the dignity and freedom of all individuals, regardless of race, gender, or nationality. As a concept, human rights have gained universal recognition, forming the foundational basis for international law and governance frameworks (Ref-u974779). These rights are essential in addressing inequalities and ensuring that individuals can lead lives free from discrimination and oppression. Despite their universal significance, the realization of human rights remains a dynamic and ongoing process that requires constant advocacy and vigilance. Consequently, discussions surrounding human rights are imperative to address evolving challenges and ensure these rights are respected and upheld globally.</w:t>
       </w:r>
     </w:p>
     <w:sectPr>
